--- a/Листинг/Листинг без кода.docx
+++ b/Листинг/Листинг без кода.docx
@@ -5,7 +5,7 @@
     <w:p>
       <w:pPr>
         <w:spacing w:after="240"/>
-        <w:ind w:right="284"/>
+        <w:ind w:left="284" w:right="284"/>
         <w:jc w:val="center"/>
         <w:rPr>
           <w:sz w:val="28"/>
@@ -29,23 +29,19 @@
     </w:p>
     <w:p>
       <w:pPr>
-        <w:keepNext/>
-        <w:keepLines/>
-        <w:autoSpaceDE w:val="0"/>
-        <w:autoSpaceDN w:val="0"/>
-        <w:adjustRightInd w:val="0"/>
+        <w:suppressAutoHyphens/>
         <w:jc w:val="center"/>
         <w:rPr>
-          <w:bCs/>
-          <w:color w:val="000000"/>
-          <w:sz w:val="28"/>
-          <w:szCs w:val="28"/>
+          <w:sz w:val="28"/>
+          <w:szCs w:val="28"/>
+          <w:lang w:eastAsia="zh-CN"/>
         </w:rPr>
       </w:pPr>
       <w:r>
         <w:rPr>
           <w:sz w:val="28"/>
           <w:szCs w:val="28"/>
+          <w:lang w:eastAsia="zh-CN"/>
         </w:rPr>
         <w:t>Министерство образования</w:t>
       </w:r>
@@ -53,40 +49,34 @@
         <w:rPr>
           <w:sz w:val="28"/>
           <w:szCs w:val="28"/>
-        </w:rPr>
-        <w:t xml:space="preserve"> и</w:t>
-      </w:r>
-      <w:r>
-        <w:rPr>
-          <w:bCs/>
-          <w:color w:val="000000"/>
-          <w:sz w:val="28"/>
-          <w:szCs w:val="28"/>
-        </w:rPr>
-        <w:t xml:space="preserve"> науки</w:t>
-      </w:r>
-      <w:r>
-        <w:rPr>
-          <w:bCs/>
-          <w:color w:val="000000"/>
-          <w:sz w:val="28"/>
-          <w:szCs w:val="28"/>
-        </w:rPr>
-        <w:t xml:space="preserve"> Нижегородской области</w:t>
+          <w:lang w:eastAsia="zh-CN"/>
+        </w:rPr>
+        <w:t xml:space="preserve"> </w:t>
+      </w:r>
+      <w:r>
+        <w:rPr>
+          <w:sz w:val="28"/>
+          <w:szCs w:val="28"/>
+          <w:lang w:eastAsia="zh-CN"/>
+        </w:rPr>
+        <w:t>Нижегородской области</w:t>
       </w:r>
     </w:p>
     <w:p>
       <w:pPr>
+        <w:suppressAutoHyphens/>
         <w:jc w:val="center"/>
         <w:rPr>
           <w:sz w:val="28"/>
           <w:szCs w:val="28"/>
+          <w:lang w:eastAsia="zh-CN"/>
         </w:rPr>
       </w:pPr>
       <w:r>
         <w:rPr>
           <w:sz w:val="28"/>
           <w:szCs w:val="28"/>
+          <w:lang w:eastAsia="zh-CN"/>
         </w:rPr>
         <w:t xml:space="preserve">Государственное бюджетное </w:t>
       </w:r>
@@ -94,22 +84,26 @@
         <w:rPr>
           <w:sz w:val="28"/>
           <w:szCs w:val="28"/>
+          <w:lang w:eastAsia="zh-CN"/>
         </w:rPr>
         <w:t>профессиональное</w:t>
       </w:r>
     </w:p>
     <w:p>
       <w:pPr>
+        <w:suppressAutoHyphens/>
         <w:jc w:val="center"/>
         <w:rPr>
           <w:sz w:val="28"/>
           <w:szCs w:val="28"/>
+          <w:lang w:eastAsia="zh-CN"/>
         </w:rPr>
       </w:pPr>
       <w:r>
         <w:rPr>
           <w:sz w:val="28"/>
           <w:szCs w:val="28"/>
+          <w:lang w:eastAsia="zh-CN"/>
         </w:rPr>
         <w:t>обра</w:t>
       </w:r>
@@ -117,35 +111,41 @@
         <w:rPr>
           <w:sz w:val="28"/>
           <w:szCs w:val="28"/>
+          <w:lang w:eastAsia="zh-CN"/>
         </w:rPr>
         <w:t xml:space="preserve">зовательное учреждение </w:t>
       </w:r>
     </w:p>
     <w:p>
       <w:pPr>
+        <w:suppressAutoHyphens/>
         <w:jc w:val="center"/>
         <w:rPr>
           <w:sz w:val="28"/>
           <w:szCs w:val="28"/>
+          <w:lang w:eastAsia="zh-CN"/>
         </w:rPr>
       </w:pPr>
       <w:r>
         <w:rPr>
           <w:sz w:val="28"/>
           <w:szCs w:val="28"/>
+          <w:lang w:eastAsia="zh-CN"/>
         </w:rPr>
         <w:t>«Заволжский автомоторный техникум»</w:t>
       </w:r>
     </w:p>
     <w:p>
       <w:pPr>
-        <w:spacing w:before="3960" w:after="240"/>
+        <w:suppressAutoHyphens/>
+        <w:spacing w:before="4200" w:after="240"/>
         <w:jc w:val="center"/>
         <w:rPr>
           <w:b/>
           <w:bCs/>
           <w:sz w:val="32"/>
           <w:szCs w:val="32"/>
+          <w:lang w:eastAsia="zh-CN"/>
         </w:rPr>
       </w:pPr>
       <w:r>
@@ -154,6 +154,7 @@
           <w:bCs/>
           <w:sz w:val="32"/>
           <w:szCs w:val="32"/>
+          <w:lang w:eastAsia="zh-CN"/>
         </w:rPr>
         <w:t>Листинг</w:t>
       </w:r>
@@ -163,16 +164,20 @@
         <w:spacing w:before="120"/>
         <w:jc w:val="center"/>
         <w:rPr>
+          <w:i/>
+          <w:iCs/>
           <w:sz w:val="28"/>
           <w:szCs w:val="28"/>
         </w:rPr>
       </w:pPr>
       <w:r>
         <w:rPr>
-          <w:sz w:val="28"/>
-          <w:szCs w:val="28"/>
-        </w:rPr>
-        <w:t xml:space="preserve">Автоматизированной информационной системы </w:t>
+          <w:i/>
+          <w:iCs/>
+          <w:sz w:val="28"/>
+          <w:szCs w:val="28"/>
+        </w:rPr>
+        <w:t>Автоматизированная информационная система</w:t>
       </w:r>
     </w:p>
     <w:p>
@@ -180,12 +185,16 @@
         <w:spacing w:before="120"/>
         <w:jc w:val="center"/>
         <w:rPr>
+          <w:i/>
+          <w:iCs/>
           <w:sz w:val="28"/>
           <w:szCs w:val="28"/>
         </w:rPr>
       </w:pPr>
       <w:r>
         <w:rPr>
+          <w:i/>
+          <w:iCs/>
           <w:sz w:val="28"/>
           <w:szCs w:val="28"/>
         </w:rPr>
@@ -194,7 +203,7 @@
     </w:p>
     <w:p>
       <w:pPr>
-        <w:spacing w:before="2760"/>
+        <w:spacing w:before="3120"/>
         <w:ind w:left="6521"/>
         <w:rPr>
           <w:sz w:val="28"/>
@@ -229,21 +238,7 @@
           <w:sz w:val="28"/>
           <w:szCs w:val="28"/>
         </w:rPr>
-        <w:t>ИС-2</w:t>
-      </w:r>
-      <w:r>
-        <w:rPr>
-          <w:sz w:val="28"/>
-          <w:szCs w:val="28"/>
-        </w:rPr>
-        <w:t>2</w:t>
-      </w:r>
-      <w:r>
-        <w:rPr>
-          <w:sz w:val="28"/>
-          <w:szCs w:val="28"/>
-        </w:rPr>
-        <w:t>А</w:t>
+        <w:t>ИС-22А</w:t>
       </w:r>
     </w:p>
     <w:p>
@@ -259,29 +254,71 @@
           <w:sz w:val="28"/>
           <w:szCs w:val="28"/>
         </w:rPr>
-        <w:t>Солоников А.С</w:t>
-      </w:r>
-      <w:r>
-        <w:rPr>
-          <w:sz w:val="28"/>
-          <w:szCs w:val="28"/>
-        </w:rPr>
-        <w:t>.</w:t>
+        <w:t>Солоников А.С.</w:t>
       </w:r>
     </w:p>
     <w:p>
       <w:pPr>
-        <w:spacing w:before="3240"/>
+        <w:suppressAutoHyphens/>
+        <w:spacing w:before="360"/>
+        <w:ind w:left="6481" w:firstLine="40"/>
+        <w:rPr>
+          <w:sz w:val="28"/>
+          <w:szCs w:val="28"/>
+          <w:lang w:eastAsia="zh-CN"/>
+        </w:rPr>
+      </w:pPr>
+      <w:r>
+        <w:rPr>
+          <w:sz w:val="28"/>
+          <w:szCs w:val="28"/>
+          <w:lang w:eastAsia="zh-CN"/>
+        </w:rPr>
+        <w:t>Проверил:</w:t>
+      </w:r>
+      <w:r>
+        <w:rPr>
+          <w:sz w:val="28"/>
+          <w:szCs w:val="28"/>
+          <w:lang w:eastAsia="zh-CN"/>
+        </w:rPr>
+        <w:br/>
+        <w:t xml:space="preserve"> руководитель </w:t>
+      </w:r>
+      <w:r>
+        <w:rPr>
+          <w:sz w:val="28"/>
+          <w:szCs w:val="28"/>
+          <w:lang w:eastAsia="zh-CN"/>
+        </w:rPr>
+        <w:t>ВКР</w:t>
+      </w:r>
+      <w:r>
+        <w:rPr>
+          <w:sz w:val="28"/>
+          <w:szCs w:val="28"/>
+          <w:lang w:eastAsia="zh-CN"/>
+        </w:rPr>
+        <w:br/>
+        <w:t>Харчева О.Е.</w:t>
+      </w:r>
+    </w:p>
+    <w:p>
+      <w:pPr>
+        <w:suppressAutoHyphens/>
+        <w:spacing w:before="2400"/>
         <w:jc w:val="center"/>
         <w:rPr>
           <w:sz w:val="28"/>
           <w:szCs w:val="28"/>
+          <w:lang w:eastAsia="zh-CN"/>
         </w:rPr>
       </w:pPr>
       <w:r>
         <w:rPr>
           <w:sz w:val="28"/>
           <w:szCs w:val="28"/>
+          <w:lang w:eastAsia="zh-CN"/>
         </w:rPr>
         <w:t>г.</w:t>
       </w:r>
@@ -289,6 +326,7 @@
         <w:rPr>
           <w:sz w:val="28"/>
           <w:szCs w:val="28"/>
+          <w:lang w:eastAsia="zh-CN"/>
         </w:rPr>
         <w:t xml:space="preserve"> </w:t>
       </w:r>
@@ -296,6 +334,7 @@
         <w:rPr>
           <w:sz w:val="28"/>
           <w:szCs w:val="28"/>
+          <w:lang w:eastAsia="zh-CN"/>
         </w:rPr>
         <w:t>Заволжье</w:t>
       </w:r>
@@ -306,16 +345,19 @@
           <w:tab w:val="left" w:pos="3135"/>
           <w:tab w:val="center" w:pos="4677"/>
         </w:tabs>
+        <w:suppressAutoHyphens/>
         <w:jc w:val="center"/>
         <w:rPr>
           <w:sz w:val="28"/>
           <w:szCs w:val="28"/>
+          <w:lang w:eastAsia="zh-CN"/>
         </w:rPr>
       </w:pPr>
       <w:r>
         <w:rPr>
           <w:sz w:val="28"/>
           <w:szCs w:val="28"/>
+          <w:lang w:eastAsia="zh-CN"/>
         </w:rPr>
         <w:t>20</w:t>
       </w:r>
@@ -323,6 +365,7 @@
         <w:rPr>
           <w:sz w:val="28"/>
           <w:szCs w:val="28"/>
+          <w:lang w:eastAsia="zh-CN"/>
         </w:rPr>
         <w:t>2</w:t>
       </w:r>
@@ -330,34 +373,7 @@
         <w:rPr>
           <w:sz w:val="28"/>
           <w:szCs w:val="28"/>
-        </w:rPr>
-        <w:t>5</w:t>
-      </w:r>
-      <w:r>
-        <w:rPr>
-          <w:sz w:val="28"/>
-          <w:szCs w:val="28"/>
-        </w:rPr>
-        <w:t xml:space="preserve">– </w:t>
-      </w:r>
-      <w:r>
-        <w:rPr>
-          <w:sz w:val="28"/>
-          <w:szCs w:val="28"/>
-        </w:rPr>
-        <w:t>20</w:t>
-      </w:r>
-      <w:r>
-        <w:rPr>
-          <w:sz w:val="28"/>
-          <w:szCs w:val="28"/>
-        </w:rPr>
-        <w:t>2</w:t>
-      </w:r>
-      <w:r>
-        <w:rPr>
-          <w:sz w:val="28"/>
-          <w:szCs w:val="28"/>
+          <w:lang w:eastAsia="zh-CN"/>
         </w:rPr>
         <w:t>6</w:t>
       </w:r>
@@ -365,13 +381,7 @@
         <w:rPr>
           <w:sz w:val="28"/>
           <w:szCs w:val="28"/>
-        </w:rPr>
-        <w:t xml:space="preserve"> уч.</w:t>
-      </w:r>
-      <w:r>
-        <w:rPr>
-          <w:sz w:val="28"/>
-          <w:szCs w:val="28"/>
+          <w:lang w:eastAsia="zh-CN"/>
         </w:rPr>
         <w:t xml:space="preserve"> </w:t>
       </w:r>
@@ -379,6 +389,7 @@
         <w:rPr>
           <w:sz w:val="28"/>
           <w:szCs w:val="28"/>
+          <w:lang w:eastAsia="zh-CN"/>
         </w:rPr>
         <w:t>год</w:t>
       </w:r>
@@ -395,7 +406,7 @@
         <w:sectPr>
           <w:footerReference w:type="default" r:id="rId7"/>
           <w:pgSz w:w="11906" w:h="16838" w:code="9"/>
-          <w:pgMar w:top="284" w:right="284" w:bottom="284" w:left="1134" w:header="284" w:footer="284" w:gutter="0"/>
+          <w:pgMar w:top="284" w:right="397" w:bottom="454" w:left="1134" w:header="284" w:footer="284" w:gutter="0"/>
           <w:pgBorders>
             <w:top w:val="single" w:sz="12" w:space="0" w:color="auto"/>
             <w:left w:val="single" w:sz="12" w:space="0" w:color="auto"/>
@@ -410,31 +421,20 @@
     </w:p>
     <w:p>
       <w:pPr>
-        <w:spacing w:after="240"/>
-        <w:ind w:left="284" w:right="284"/>
-        <w:jc w:val="center"/>
+        <w:spacing w:before="480" w:after="240" w:line="360" w:lineRule="auto"/>
+        <w:ind w:left="284" w:right="284" w:firstLine="851"/>
+        <w:jc w:val="both"/>
         <w:rPr>
           <w:sz w:val="28"/>
           <w:szCs w:val="28"/>
         </w:rPr>
       </w:pPr>
-    </w:p>
-    <w:p>
-      <w:pPr>
-        <w:spacing w:after="240" w:line="360" w:lineRule="auto"/>
-        <w:ind w:left="284" w:right="284" w:firstLine="850"/>
-        <w:jc w:val="both"/>
-        <w:rPr>
-          <w:color w:val="FF0000"/>
-          <w:sz w:val="28"/>
-          <w:szCs w:val="28"/>
-        </w:rPr>
-      </w:pPr>
-      <w:r>
-        <w:rPr>
-          <w:sz w:val="28"/>
-          <w:szCs w:val="28"/>
-        </w:rPr>
+      <w:r>
+        <w:rPr>
+          <w:sz w:val="28"/>
+          <w:szCs w:val="28"/>
+        </w:rPr>
+        <w:lastRenderedPageBreak/>
         <w:t xml:space="preserve">Листинг программного продукта представлен в электронном виде и хранится в папке </w:t>
       </w:r>
       <w:r>
@@ -442,7 +442,14 @@
           <w:sz w:val="28"/>
           <w:szCs w:val="28"/>
         </w:rPr>
-        <w:t>КП Солоников А.С.</w:t>
+        <w:t xml:space="preserve">ВКР </w:t>
+      </w:r>
+      <w:r>
+        <w:rPr>
+          <w:sz w:val="28"/>
+          <w:szCs w:val="28"/>
+        </w:rPr>
+        <w:t>Солоников А.С.</w:t>
       </w:r>
       <w:r>
         <w:rPr>
@@ -456,14 +463,7 @@
           <w:sz w:val="28"/>
           <w:szCs w:val="28"/>
         </w:rPr>
-        <w:t>1</w:t>
-      </w:r>
-      <w:r>
-        <w:rPr>
-          <w:sz w:val="28"/>
-          <w:szCs w:val="28"/>
-        </w:rPr>
-        <w:t>78</w:t>
+        <w:t>238</w:t>
       </w:r>
       <w:r>
         <w:rPr>
@@ -660,7 +660,7 @@
               <w:sz w:val="28"/>
               <w:szCs w:val="28"/>
             </w:rPr>
-            <w:t>КП</w:t>
+            <w:t>ВКР 09.02.0</w:t>
           </w:r>
           <w:r>
             <w:rPr>
@@ -668,7 +668,7 @@
               <w:sz w:val="28"/>
               <w:szCs w:val="28"/>
             </w:rPr>
-            <w:t xml:space="preserve"> 09.02.0</w:t>
+            <w:t>7</w:t>
           </w:r>
           <w:r>
             <w:rPr>
@@ -676,7 +676,7 @@
               <w:sz w:val="28"/>
               <w:szCs w:val="28"/>
             </w:rPr>
-            <w:t>7</w:t>
+            <w:t xml:space="preserve"> </w:t>
           </w:r>
           <w:r>
             <w:rPr>
@@ -684,7 +684,7 @@
               <w:sz w:val="28"/>
               <w:szCs w:val="28"/>
             </w:rPr>
-            <w:t xml:space="preserve"> </w:t>
+            <w:t>И</w:t>
           </w:r>
           <w:r>
             <w:rPr>
@@ -692,7 +692,7 @@
               <w:sz w:val="28"/>
               <w:szCs w:val="28"/>
             </w:rPr>
-            <w:t>ИС-22А</w:t>
+            <w:t>С-</w:t>
           </w:r>
           <w:r>
             <w:rPr>
@@ -700,7 +700,7 @@
               <w:sz w:val="28"/>
               <w:szCs w:val="28"/>
             </w:rPr>
-            <w:t xml:space="preserve"> </w:t>
+            <w:t>22</w:t>
           </w:r>
           <w:r>
             <w:rPr>
@@ -708,7 +708,7 @@
               <w:sz w:val="28"/>
               <w:szCs w:val="28"/>
             </w:rPr>
-            <w:t>МДК 11.01</w:t>
+            <w:t>А 202</w:t>
           </w:r>
           <w:r>
             <w:rPr>
@@ -716,15 +716,7 @@
               <w:sz w:val="28"/>
               <w:szCs w:val="28"/>
             </w:rPr>
-            <w:t xml:space="preserve"> 202</w:t>
-          </w:r>
-          <w:r>
-            <w:rPr>
-              <w:b/>
-              <w:sz w:val="28"/>
-              <w:szCs w:val="28"/>
-            </w:rPr>
-            <w:t>5</w:t>
+            <w:t>6</w:t>
           </w:r>
         </w:p>
       </w:tc>

--- a/Листинг/Листинг без кода.docx
+++ b/Листинг/Листинг без кода.docx
@@ -463,7 +463,15 @@
           <w:sz w:val="28"/>
           <w:szCs w:val="28"/>
         </w:rPr>
-        <w:t>238</w:t>
+        <w:t>23</w:t>
+      </w:r>
+      <w:r>
+        <w:rPr>
+          <w:sz w:val="28"/>
+          <w:szCs w:val="28"/>
+          <w:lang w:val="en-US"/>
+        </w:rPr>
+        <w:t>9</w:t>
       </w:r>
       <w:r>
         <w:rPr>
